--- a/Documents/Gitproject/5 devices.docx
+++ b/Documents/Gitproject/5 devices.docx
@@ -12,7 +12,7 @@
         <w:rPr>
           <w:lang w:val="en-US"/>
         </w:rPr>
-        <w:t>1.ipPhone 11</w:t>
+        <w:t>1.IPhone 11</w:t>
       </w:r>
     </w:p>
     <w:p>
@@ -25,7 +25,13 @@
         <w:rPr>
           <w:lang w:val="en-US"/>
         </w:rPr>
-        <w:t>2.iPhone 13</w:t>
+        <w:t>2</w:t>
+      </w:r>
+      <w:r>
+        <w:rPr>
+          <w:lang w:val="en-US"/>
+        </w:rPr>
+        <w:t>.iPhone 12 Pro Max</w:t>
       </w:r>
     </w:p>
     <w:p>
@@ -38,20 +44,13 @@
         <w:rPr>
           <w:lang w:val="en-US"/>
         </w:rPr>
-        <w:t>3.iPhone 12 Pro Max</w:t>
+        <w:t>3</w:t>
       </w:r>
-    </w:p>
-    <w:p>
-      <w:pPr>
-        <w:rPr>
-          <w:lang w:val="en-US"/>
-        </w:rPr>
-      </w:pPr>
       <w:r>
         <w:rPr>
           <w:lang w:val="en-US"/>
         </w:rPr>
-        <w:t xml:space="preserve">4.iPhone </w:t>
+        <w:t xml:space="preserve">.iPhone </w:t>
       </w:r>
       <w:proofErr w:type="gramStart"/>
       <w:r>
@@ -78,7 +77,13 @@
         <w:rPr>
           <w:lang w:val="en-US"/>
         </w:rPr>
-        <w:t>5.iPhone XR</w:t>
+        <w:t>4</w:t>
+      </w:r>
+      <w:r>
+        <w:rPr>
+          <w:lang w:val="en-US"/>
+        </w:rPr>
+        <w:t>.iPhone XR</w:t>
       </w:r>
     </w:p>
     <w:p>
@@ -87,145 +92,6 @@
           <w:lang w:val="en-US"/>
         </w:rPr>
       </w:pPr>
-    </w:p>
-    <w:p>
-      <w:pPr>
-        <w:rPr>
-          <w:lang w:val="en-US"/>
-        </w:rPr>
-      </w:pPr>
-      <w:r>
-        <w:rPr>
-          <w:lang w:val="uk-UA"/>
-        </w:rPr>
-        <w:t>1.</w:t>
-      </w:r>
-      <w:r>
-        <w:rPr>
-          <w:lang w:val="en-US"/>
-        </w:rPr>
-        <w:t>Popularity coverage iPhone 11/12/13 are the most popular models →cover the majority of users</w:t>
-      </w:r>
-    </w:p>
-    <w:p>
-      <w:pPr>
-        <w:rPr>
-          <w:lang w:val="en-US"/>
-        </w:rPr>
-      </w:pPr>
-      <w:r>
-        <w:rPr>
-          <w:lang w:val="en-US"/>
-        </w:rPr>
-        <w:t>2.Defferent screen sizes</w:t>
-      </w:r>
-    </w:p>
-    <w:p>
-      <w:pPr>
-        <w:rPr>
-          <w:lang w:val="en-US"/>
-        </w:rPr>
-      </w:pPr>
-      <w:r>
-        <w:rPr>
-          <w:lang w:val="en-US"/>
-        </w:rPr>
-        <w:t xml:space="preserve"> SE → small screen (</w:t>
-      </w:r>
-      <w:r>
-        <w:rPr>
-          <w:lang w:val="en-US"/>
-        </w:rPr>
-        <w:t>critical for UI bugs</w:t>
-      </w:r>
-      <w:r>
-        <w:rPr>
-          <w:lang w:val="en-US"/>
-        </w:rPr>
-        <w:t>)</w:t>
-      </w:r>
-    </w:p>
-    <w:p>
-      <w:pPr>
-        <w:rPr>
-          <w:lang w:val="en-US"/>
-        </w:rPr>
-      </w:pPr>
-      <w:r>
-        <w:rPr>
-          <w:lang w:val="en-US"/>
-        </w:rPr>
-        <w:t>XR/11/13 →</w:t>
-      </w:r>
-      <w:r>
-        <w:rPr>
-          <w:lang w:val="en-US"/>
-        </w:rPr>
-        <w:t xml:space="preserve"> medium</w:t>
-      </w:r>
-    </w:p>
-    <w:p>
-      <w:pPr>
-        <w:rPr>
-          <w:lang w:val="en-US"/>
-        </w:rPr>
-      </w:pPr>
-      <w:r>
-        <w:rPr>
-          <w:lang w:val="en-US"/>
-        </w:rPr>
-        <w:t>Pro Max →</w:t>
-      </w:r>
-      <w:r>
-        <w:rPr>
-          <w:lang w:val="en-US"/>
-        </w:rPr>
-        <w:t xml:space="preserve"> large screen</w:t>
-      </w:r>
-    </w:p>
-    <w:p>
-      <w:pPr>
-        <w:rPr>
-          <w:lang w:val="en-US"/>
-        </w:rPr>
-      </w:pPr>
-      <w:r>
-        <w:rPr>
-          <w:lang w:val="en-US"/>
-        </w:rPr>
-        <w:t>3.Different device classes budget SE; mid-range XR,11; flagship 13, Pro Max</w:t>
-      </w:r>
-    </w:p>
-    <w:p>
-      <w:pPr>
-        <w:rPr>
-          <w:lang w:val="en-US"/>
-        </w:rPr>
-      </w:pPr>
-      <w:r>
-        <w:rPr>
-          <w:lang w:val="en-US"/>
-        </w:rPr>
-        <w:t>4.Dif</w:t>
-      </w:r>
-      <w:r>
-        <w:rPr>
-          <w:lang w:val="en-US"/>
-        </w:rPr>
-        <w:t>f</w:t>
-      </w:r>
-      <w:r>
-        <w:rPr>
-          <w:lang w:val="en-US"/>
-        </w:rPr>
-        <w:t>ere</w:t>
-      </w:r>
-      <w:r>
-        <w:rPr>
-          <w:lang w:val="en-US"/>
-        </w:rPr>
-        <w:t>nt iOS version (indirectly). Older models tend to run on older iOS. Newer models tend to run on the latest versions.</w:t>
-      </w:r>
     </w:p>
     <w:p>
       <w:pPr>
